--- a/国开社OPC申报/OPC方向教材建设申报表_人工智能职业素养.docx
+++ b/国开社OPC申报/OPC方向教材建设申报表_人工智能职业素养.docx
@@ -107,7 +107,7 @@
         <w:rPr>
           <w:rFonts w:hint="eastAsia"/>
         </w:rPr>
-        <w:t xml:space="preserve">：石家庄邮电职业技术学院（待确认）</w:t>
+        <w:t xml:space="preserve">：石家庄邮电职业技术学院</w:t>
       </w:r>
     </w:p>
     <w:p>
@@ -302,7 +302,7 @@
               <w:rPr>
                 <w:rFonts w:hint="eastAsia"/>
               </w:rPr>
-              <w:t xml:space="preserve">待填</w:t>
+              <w:t xml:space="preserve">薛辉</w:t>
             </w:r>
           </w:p>
         </w:tc>
@@ -332,7 +332,7 @@
               <w:rPr>
                 <w:rFonts w:hint="eastAsia"/>
               </w:rPr>
-              <w:t xml:space="preserve">待填</w:t>
+              <w:t xml:space="preserve">讲师</w:t>
             </w:r>
           </w:p>
         </w:tc>
@@ -362,7 +362,7 @@
               <w:rPr>
                 <w:rFonts w:hint="eastAsia"/>
               </w:rPr>
-              <w:t xml:space="preserve">待填</w:t>
+              <w:t xml:space="preserve">石家庄邮电职业技术学院</w:t>
             </w:r>
           </w:p>
         </w:tc>
@@ -392,7 +392,7 @@
               <w:rPr>
                 <w:rFonts w:hint="eastAsia"/>
               </w:rPr>
-              <w:t xml:space="preserve">待填</w:t>
+              <w:t xml:space="preserve">会计学院（会计系）</w:t>
             </w:r>
           </w:p>
         </w:tc>
@@ -419,10 +419,7 @@
               <w:pStyle w:val="Compact"/>
             </w:pPr>
             <w:r>
-              <w:rPr>
-                <w:rFonts w:hint="eastAsia"/>
-              </w:rPr>
-              <w:t xml:space="preserve">待填</w:t>
+              <w:t xml:space="preserve">18332128207</w:t>
             </w:r>
           </w:p>
         </w:tc>
@@ -449,10 +446,7 @@
               <w:pStyle w:val="Compact"/>
             </w:pPr>
             <w:r>
-              <w:rPr>
-                <w:rFonts w:hint="eastAsia"/>
-              </w:rPr>
-              <w:t xml:space="preserve">待填</w:t>
+              <w:t xml:space="preserve">891054002@qq.com</w:t>
             </w:r>
           </w:p>
         </w:tc>
@@ -3285,7 +3279,8 @@
     <w:tbl>
       <w:tblPr>
         <w:tblStyle w:val="Table"/>
-        <w:tblW w:type="auto" w:w="0"/>
+        <w:tblW w:type="pct" w:w="5000"/>
+        <w:tblLayout w:type="fixed"/>
         <w:tblLook w:firstRow="1" w:lastRow="0" w:firstColumn="0" w:lastColumn="0" w:noHBand="0" w:noVBand="0" w:val="0020"/>
       </w:tblPr>
       <w:tblGrid>
@@ -3381,63 +3376,81 @@
               <w:rPr>
                 <w:rFonts w:hint="eastAsia"/>
               </w:rPr>
-              <w:t xml:space="preserve">待填</w:t>
-            </w:r>
-          </w:p>
-        </w:tc>
-        <w:tc>
-          <w:tcPr/>
-          <w:p>
-            <w:pPr>
-              <w:pStyle w:val="Compact"/>
-            </w:pPr>
-            <w:r>
-              <w:rPr>
-                <w:rFonts w:hint="eastAsia"/>
-              </w:rPr>
-              <w:t xml:space="preserve">待填</w:t>
-            </w:r>
-          </w:p>
-        </w:tc>
-        <w:tc>
-          <w:tcPr/>
-          <w:p>
-            <w:pPr>
-              <w:pStyle w:val="Compact"/>
-            </w:pPr>
-            <w:r>
-              <w:rPr>
-                <w:rFonts w:hint="eastAsia"/>
-              </w:rPr>
-              <w:t xml:space="preserve">待填</w:t>
-            </w:r>
-          </w:p>
-        </w:tc>
-        <w:tc>
-          <w:tcPr/>
-          <w:p>
-            <w:pPr>
-              <w:pStyle w:val="Compact"/>
-            </w:pPr>
-            <w:r>
-              <w:rPr>
-                <w:rFonts w:hint="eastAsia"/>
-              </w:rPr>
-              <w:t xml:space="preserve">主编，负责大纲与统稿</w:t>
-            </w:r>
-          </w:p>
-        </w:tc>
-        <w:tc>
-          <w:tcPr/>
-          <w:p>
-            <w:pPr>
-              <w:pStyle w:val="Compact"/>
-            </w:pPr>
-            <w:r>
-              <w:rPr>
-                <w:rFonts w:hint="eastAsia"/>
-              </w:rPr>
-              <w:t xml:space="preserve">待填</w:t>
+              <w:t xml:space="preserve">薛辉</w:t>
+            </w:r>
+          </w:p>
+        </w:tc>
+        <w:tc>
+          <w:tcPr/>
+          <w:p>
+            <w:pPr>
+              <w:pStyle w:val="Compact"/>
+            </w:pPr>
+            <w:r>
+              <w:rPr>
+                <w:rFonts w:hint="eastAsia"/>
+              </w:rPr>
+              <w:t xml:space="preserve">讲师</w:t>
+            </w:r>
+          </w:p>
+        </w:tc>
+        <w:tc>
+          <w:tcPr/>
+          <w:p>
+            <w:pPr>
+              <w:pStyle w:val="Compact"/>
+            </w:pPr>
+            <w:r>
+              <w:rPr>
+                <w:rFonts w:hint="eastAsia"/>
+              </w:rPr>
+              <w:t xml:space="preserve">石家庄邮电职业技术学院会计学院</w:t>
+            </w:r>
+          </w:p>
+        </w:tc>
+        <w:tc>
+          <w:tcPr/>
+          <w:p>
+            <w:pPr>
+              <w:pStyle w:val="Compact"/>
+            </w:pPr>
+            <w:r>
+              <w:rPr>
+                <w:rFonts w:hint="eastAsia"/>
+              </w:rPr>
+              <w:t xml:space="preserve">主编，负责大纲与统稿，项目</w:t>
+            </w:r>
+            <w:r>
+              <w:t xml:space="preserve"> 1 </w:t>
+            </w:r>
+            <w:r>
+              <w:rPr>
+                <w:rFonts w:hint="eastAsia"/>
+              </w:rPr>
+              <w:t xml:space="preserve">至</w:t>
+            </w:r>
+            <w:r>
+              <w:t xml:space="preserve"> 13 </w:t>
+            </w:r>
+            <w:r>
+              <w:rPr>
+                <w:rFonts w:hint="eastAsia"/>
+              </w:rPr>
+              <w:t xml:space="preserve">的编写</w:t>
+            </w:r>
+          </w:p>
+        </w:tc>
+        <w:tc>
+          <w:tcPr/>
+          <w:p>
+            <w:pPr>
+              <w:pStyle w:val="Compact"/>
+            </w:pPr>
+            <w:r>
+              <w:rPr>
+                <w:rFonts w:hint="eastAsia"/>
+              </w:rPr>
+              <w:t xml:space="preserve">校内</w:t>
             </w:r>
           </w:p>
         </w:tc>

--- a/国开社OPC申报/OPC方向教材建设申报表_人工智能职业素养.docx
+++ b/国开社OPC申报/OPC方向教材建设申报表_人工智能职业素养.docx
@@ -626,7 +626,7 @@
         <w:rPr>
           <w:rFonts w:hint="eastAsia"/>
         </w:rPr>
-        <w:t xml:space="preserve">通识教育类教材，面向在校大学生和初入职场人员，适用于各专业。依据国开社征稿通知，OPC</w:t>
+        <w:t xml:space="preserve">通识教育类教材，面向在校大学生和初入职场人员，适用于各专业。依据河北省教育厅《关于加强OPC人才培养支持大学生创新创业的指导意见（试行）》（冀教高函〔2026〕45号，2026年9月9日印发）及国开社征稿通知，OPC</w:t>
       </w:r>
       <w:r>
         <w:t xml:space="preserve"> </w:t>
@@ -635,7 +635,25 @@
         <w:rPr>
           <w:rFonts w:hint="eastAsia"/>
         </w:rPr>
-        <w:t xml:space="preserve">指”人工智能+创新创业”。本教材围绕</w:t>
+        <w:t xml:space="preserve">指”人工智能+创新创业”。该意见要求面向全体学生开设人工智能通识课，内容涵盖大模型基本原理、AI</w:t>
+      </w:r>
+      <w:r>
+        <w:t xml:space="preserve"> </w:t>
+      </w:r>
+      <w:r>
+        <w:rPr>
+          <w:rFonts w:hint="eastAsia"/>
+        </w:rPr>
+        <w:t xml:space="preserve">工具使用方法和智能体开发基础知识，本书据此设计</w:t>
+      </w:r>
+      <w:r>
+        <w:t xml:space="preserve"> AI </w:t>
+      </w:r>
+      <w:r>
+        <w:rPr>
+          <w:rFonts w:hint="eastAsia"/>
+        </w:rPr>
+        <w:t xml:space="preserve">工具与智能体的实操任务。本教材围绕</w:t>
       </w:r>
       <w:r>
         <w:t xml:space="preserve"> AI </w:t>
@@ -783,7 +801,7 @@
         <w:rPr>
           <w:rFonts w:hint="eastAsia"/>
         </w:rPr>
-        <w:t xml:space="preserve">本教材按工具类别组织教学，不标注具体版本号。融入的工具与技术包括：</w:t>
+        <w:t xml:space="preserve">本教材按工具类别组织教学，不标注具体版本号。融入的技术包括：</w:t>
       </w:r>
     </w:p>
     <w:p>
@@ -800,16 +818,16 @@
           <w:b/>
           <w:bCs/>
         </w:rPr>
-        <w:t xml:space="preserve">大模型助手</w:t>
-      </w:r>
-      <w:r>
-        <w:rPr>
-          <w:rFonts w:hint="eastAsia"/>
-        </w:rPr>
-        <w:t xml:space="preserve">：提供面试模拟、简历润色、岗位分析、会议纪要等任务（第</w:t>
-      </w:r>
-      <w:r>
-        <w:t xml:space="preserve"> 3、4、5、10 </w:t>
+        <w:t xml:space="preserve">大模型与提示词</w:t>
+      </w:r>
+      <w:r>
+        <w:rPr>
+          <w:rFonts w:hint="eastAsia"/>
+        </w:rPr>
+        <w:t xml:space="preserve">：讲解大模型基本原理与局限，训练结构化提示词，用于面试模拟、简历润色和岗位分析（第</w:t>
+      </w:r>
+      <w:r>
+        <w:t xml:space="preserve"> 3、4、5 </w:t>
       </w:r>
       <w:r>
         <w:rPr>
@@ -832,16 +850,28 @@
           <w:b/>
           <w:bCs/>
         </w:rPr>
-        <w:t xml:space="preserve">多模态识别</w:t>
-      </w:r>
-      <w:r>
-        <w:rPr>
-          <w:rFonts w:hint="eastAsia"/>
-        </w:rPr>
-        <w:t xml:space="preserve">：识别招聘截图、合同截图和工作材料，输出结构化信息（第</w:t>
-      </w:r>
-      <w:r>
-        <w:t xml:space="preserve"> 2、6 </w:t>
+        <w:t xml:space="preserve">智能体开发（低代码）</w:t>
+      </w:r>
+      <w:r>
+        <w:rPr>
+          <w:rFonts w:hint="eastAsia"/>
+        </w:rPr>
+        <w:t xml:space="preserve">：在低代码平台配置”面试陪练”</w:t>
+      </w:r>
+      <w:r>
+        <w:rPr>
+          <w:rFonts w:hint="eastAsia"/>
+        </w:rPr>
+        <w:t xml:space="preserve">“工作日志”</w:t>
+      </w:r>
+      <w:r>
+        <w:rPr>
+          <w:rFonts w:hint="eastAsia"/>
+        </w:rPr>
+        <w:t xml:space="preserve">智能体，设置触发条件和需人工确认的步骤，学生不编写代码（第</w:t>
+      </w:r>
+      <w:r>
+        <w:t xml:space="preserve"> 4、11 </w:t>
       </w:r>
       <w:r>
         <w:rPr>
@@ -860,20 +890,27 @@
       </w:pPr>
       <w:r>
         <w:rPr>
-          <w:rFonts w:hint="eastAsia"/>
           <w:b/>
           <w:bCs/>
         </w:rPr>
-        <w:t xml:space="preserve">低代码智能体平台</w:t>
-      </w:r>
-      <w:r>
-        <w:rPr>
-          <w:rFonts w:hint="eastAsia"/>
-        </w:rPr>
-        <w:t xml:space="preserve">：配置工作留痕和提醒规则，设置需要人工确认的操作（第</w:t>
-      </w:r>
-      <w:r>
-        <w:t xml:space="preserve"> 11 </w:t>
+        <w:t xml:space="preserve">RAG </w:t>
+      </w:r>
+      <w:r>
+        <w:rPr>
+          <w:rFonts w:hint="eastAsia"/>
+          <w:b/>
+          <w:bCs/>
+        </w:rPr>
+        <w:t xml:space="preserve">知识库</w:t>
+      </w:r>
+      <w:r>
+        <w:rPr>
+          <w:rFonts w:hint="eastAsia"/>
+        </w:rPr>
+        <w:t xml:space="preserve">：将学校保密制度、内容标注规则和一人公司合规要求整理为知识库，智能体回答时须给出出处，学生核对出处是否准确（第</w:t>
+      </w:r>
+      <w:r>
+        <w:t xml:space="preserve"> 6、7、13 </w:t>
       </w:r>
       <w:r>
         <w:rPr>
@@ -896,16 +933,16 @@
           <w:b/>
           <w:bCs/>
         </w:rPr>
-        <w:t xml:space="preserve">桌面办公智能体</w:t>
-      </w:r>
-      <w:r>
-        <w:rPr>
-          <w:rFonts w:hint="eastAsia"/>
-        </w:rPr>
-        <w:t xml:space="preserve">：在授权文件夹中整理工作文件和日志（第</w:t>
-      </w:r>
-      <w:r>
-        <w:t xml:space="preserve"> 10、11 </w:t>
+        <w:t xml:space="preserve">多模态识别</w:t>
+      </w:r>
+      <w:r>
+        <w:rPr>
+          <w:rFonts w:hint="eastAsia"/>
+        </w:rPr>
+        <w:t xml:space="preserve">：识别招聘截图、合同截图和工作材料，输出结构化信息（第</w:t>
+      </w:r>
+      <w:r>
+        <w:t xml:space="preserve"> 2 </w:t>
       </w:r>
       <w:r>
         <w:rPr>
@@ -928,7 +965,7 @@
           <w:b/>
           <w:bCs/>
         </w:rPr>
-        <w:t xml:space="preserve">工作流</w:t>
+        <w:t xml:space="preserve">工作流编排</w:t>
       </w:r>
       <w:r>
         <w:rPr>
@@ -946,7 +983,7 @@
         <w:t xml:space="preserve">整理—人工核验—记录”的环节（第</w:t>
       </w:r>
       <w:r>
-        <w:t xml:space="preserve"> 13 </w:t>
+        <w:t xml:space="preserve"> 10、13 </w:t>
       </w:r>
       <w:r>
         <w:rPr>
@@ -972,7 +1009,7 @@
         <w:rPr>
           <w:rFonts w:hint="eastAsia"/>
         </w:rPr>
-        <w:t xml:space="preserve">输出均需人工核验，关键结论写入留痕表。教学数据一律采用虚构或脱敏材料。</w:t>
+        <w:t xml:space="preserve">输出均需人工核验，关键结论写入留痕表。教学数据采用虚构或脱敏材料。</w:t>
       </w:r>
     </w:p>
     <w:bookmarkEnd w:id="11"/>
@@ -1812,7 +1849,7 @@
               <w:rPr>
                 <w:rFonts w:hint="eastAsia"/>
               </w:rPr>
-              <w:t xml:space="preserve">标注材料中的敏感字段</w:t>
+              <w:t xml:space="preserve">标注材料中的敏感字段，依据保密制度知识库给出出处</w:t>
             </w:r>
           </w:p>
         </w:tc>
@@ -1910,7 +1947,7 @@
               <w:rPr>
                 <w:rFonts w:hint="eastAsia"/>
               </w:rPr>
-              <w:t xml:space="preserve">生成</w:t>
+              <w:t xml:space="preserve">生成，依据标注规则知识库给出出处</w:t>
             </w:r>
           </w:p>
         </w:tc>
@@ -2399,7 +2436,7 @@
               <w:rPr>
                 <w:rFonts w:hint="eastAsia"/>
               </w:rPr>
-              <w:t xml:space="preserve">生成规则草稿并列出合规检查项</w:t>
+              <w:t xml:space="preserve">依据合规知识库生成规则草稿，标注每条出处</w:t>
             </w:r>
           </w:p>
         </w:tc>

--- a/国开社OPC申报/OPC方向教材建设申报表_人工智能职业素养.docx
+++ b/国开社OPC申报/OPC方向教材建设申报表_人工智能职业素养.docx
@@ -1449,7 +1449,7 @@
               <w:rPr>
                 <w:rFonts w:hint="eastAsia"/>
               </w:rPr>
-              <w:t xml:space="preserve">按任务类型列出可委托项目</w:t>
+              <w:t xml:space="preserve">讲解大模型原理与局限，按任务类型列出可委托项目</w:t>
             </w:r>
           </w:p>
         </w:tc>
@@ -2784,6 +2784,83 @@
           <w:rFonts w:hint="eastAsia"/>
         </w:rPr>
         <w:t xml:space="preserve">承担识别分析、学生承担评价应用”的分工。</w:t>
+      </w:r>
+    </w:p>
+    <w:p>
+      <w:pPr>
+        <w:pStyle w:val="Compact"/>
+        <w:numPr>
+          <w:ilvl w:val="0"/>
+          <w:numId w:val="1003"/>
+        </w:numPr>
+      </w:pPr>
+      <w:r>
+        <w:rPr>
+          <w:rFonts w:hint="eastAsia"/>
+          <w:b/>
+          <w:bCs/>
+        </w:rPr>
+        <w:t xml:space="preserve">课程—训练—实战进阶</w:t>
+      </w:r>
+      <w:r>
+        <w:rPr>
+          <w:rFonts w:hint="eastAsia"/>
+        </w:rPr>
+        <w:t xml:space="preserve">：第</w:t>
+      </w:r>
+      <w:r>
+        <w:t xml:space="preserve"> 1 </w:t>
+      </w:r>
+      <w:r>
+        <w:rPr>
+          <w:rFonts w:hint="eastAsia"/>
+        </w:rPr>
+        <w:t xml:space="preserve">至</w:t>
+      </w:r>
+      <w:r>
+        <w:t xml:space="preserve"> 4 </w:t>
+      </w:r>
+      <w:r>
+        <w:rPr>
+          <w:rFonts w:hint="eastAsia"/>
+        </w:rPr>
+        <w:t xml:space="preserve">项目为课程，学习职业责任边界、求职材料与面试；第</w:t>
+      </w:r>
+      <w:r>
+        <w:t xml:space="preserve"> 5 </w:t>
+      </w:r>
+      <w:r>
+        <w:rPr>
+          <w:rFonts w:hint="eastAsia"/>
+        </w:rPr>
+        <w:t xml:space="preserve">至</w:t>
+      </w:r>
+      <w:r>
+        <w:t xml:space="preserve"> 10 </w:t>
+      </w:r>
+      <w:r>
+        <w:rPr>
+          <w:rFonts w:hint="eastAsia"/>
+        </w:rPr>
+        <w:t xml:space="preserve">项目为训练，完成岗位分析、保密、标注、权属与团队协作；第</w:t>
+      </w:r>
+      <w:r>
+        <w:t xml:space="preserve"> 11 </w:t>
+      </w:r>
+      <w:r>
+        <w:rPr>
+          <w:rFonts w:hint="eastAsia"/>
+        </w:rPr>
+        <w:t xml:space="preserve">至</w:t>
+      </w:r>
+      <w:r>
+        <w:t xml:space="preserve"> 13 </w:t>
+      </w:r>
+      <w:r>
+        <w:rPr>
+          <w:rFonts w:hint="eastAsia"/>
+        </w:rPr>
+        <w:t xml:space="preserve">项目为实战，完成工作日志、问责与创业合规的综合任务。</w:t>
       </w:r>
     </w:p>
     <w:bookmarkEnd w:id="16"/>

--- a/国开社OPC申报/OPC方向教材建设申报表_人工智能职业素养.docx
+++ b/国开社OPC申报/OPC方向教材建设申报表_人工智能职业素养.docx
@@ -1048,7 +1048,16 @@
         <w:rPr>
           <w:rFonts w:hint="eastAsia"/>
         </w:rPr>
-        <w:t xml:space="preserve">：待填，需说明企业名称、案例来源与授权情况。</w:t>
+        <w:t xml:space="preserve">：编写团队中的一位老师曾在一家企业担任财税信息化顾问，参与建设企业财税法规知识库。第</w:t>
+      </w:r>
+      <w:r>
+        <w:t xml:space="preserve"> 6、7、13 </w:t>
+      </w:r>
+      <w:r>
+        <w:rPr>
+          <w:rFonts w:hint="eastAsia"/>
+        </w:rPr>
+        <w:t xml:space="preserve">项目的知识库任务，即以该建设方法为原型改写而成。案例数据脱敏，并经企业书面授权。学生将参与企业真实文档的整理与标注任务。</w:t>
       </w:r>
     </w:p>
     <w:p>
@@ -1065,13 +1074,31 @@
           <w:b/>
           <w:bCs/>
         </w:rPr>
-        <w:t xml:space="preserve">企业专家</w:t>
-      </w:r>
-      <w:r>
-        <w:rPr>
-          <w:rFonts w:hint="eastAsia"/>
-        </w:rPr>
-        <w:t xml:space="preserve">：待填。</w:t>
+        <w:t xml:space="preserve">法律审核</w:t>
+      </w:r>
+      <w:r>
+        <w:rPr>
+          <w:rFonts w:hint="eastAsia"/>
+        </w:rPr>
+        <w:t xml:space="preserve">：邀请一名执业律师（合伙人）审核第</w:t>
+      </w:r>
+      <w:r>
+        <w:t xml:space="preserve"> 9 </w:t>
+      </w:r>
+      <w:r>
+        <w:rPr>
+          <w:rFonts w:hint="eastAsia"/>
+        </w:rPr>
+        <w:t xml:space="preserve">项目”AI合同审查”和第</w:t>
+      </w:r>
+      <w:r>
+        <w:t xml:space="preserve"> 13 </w:t>
+      </w:r>
+      <w:r>
+        <w:rPr>
+          <w:rFonts w:hint="eastAsia"/>
+        </w:rPr>
+        <w:t xml:space="preserve">项目”AI创业合规”中的条款与规则，审核结果待确认。</w:t>
       </w:r>
     </w:p>
     <w:p>
@@ -1088,13 +1115,13 @@
           <w:b/>
           <w:bCs/>
         </w:rPr>
-        <w:t xml:space="preserve">企业合作</w:t>
-      </w:r>
-      <w:r>
-        <w:rPr>
-          <w:rFonts w:hint="eastAsia"/>
-        </w:rPr>
-        <w:t xml:space="preserve">：待填。</w:t>
+        <w:t xml:space="preserve">校企合作</w:t>
+      </w:r>
+      <w:r>
+        <w:rPr>
+          <w:rFonts w:hint="eastAsia"/>
+        </w:rPr>
+        <w:t xml:space="preserve">：与合作企业的协议正在签订中；企业专家名单待确认。</w:t>
       </w:r>
     </w:p>
     <w:bookmarkEnd w:id="12"/>

--- a/国开社OPC申报/OPC方向教材建设申报表_人工智能职业素养.docx
+++ b/国开社OPC申报/OPC方向教材建设申报表_人工智能职业素养.docx
@@ -2254,10 +2254,9 @@
             </w:r>
             <w:r>
               <w:rPr>
-                <w:b w:val="0"/>
-                <w:sz w:val="21"/>
-              </w:rPr>
-              <w:t>校企合作协议尚未签订，企业专家名单待确认，确定后补充。</w:t>
+                <w:sz w:val="21"/>
+              </w:rPr>
+              <w:t>已与一家会计师事务所初步接洽并获取资料，合作协议尚未签订。拟邀请其合伙人、税务与人力资源人员参与案例提供和内容审核，具体人员名单待确认。</w:t>
             </w:r>
           </w:p>
         </w:tc>
@@ -3281,14 +3280,13 @@
                 <w:b/>
                 <w:sz w:val="21"/>
               </w:rPr>
-              <w:t>待确认：</w:t>
-            </w:r>
-            <w:r>
-              <w:rPr>
-                <w:b w:val="0"/>
-                <w:sz w:val="21"/>
-              </w:rPr>
-              <w:t>确定大纲和各项目的任务情境；完成第1、2、4项目样章；完成申报材料定稿，确定主编与团队。</w:t>
+              <w:t>2026年10月底前：</w:t>
+            </w:r>
+            <w:r>
+              <w:rPr>
+                <w:sz w:val="21"/>
+              </w:rPr>
+              <w:t>确定教材大纲和13个项目的任务情境，初步接洽校外合作单位。</w:t>
             </w:r>
           </w:p>
           <w:p>
@@ -3300,11 +3298,28 @@
                 <w:b/>
                 <w:sz w:val="21"/>
               </w:rPr>
-              <w:t>2026年11月25日前（待确认）：</w:t>
-            </w:r>
-            <w:r>
-              <w:rPr>
-                <w:b w:val="0"/>
+              <w:t>2026年11月15日前：</w:t>
+            </w:r>
+            <w:r>
+              <w:rPr>
+                <w:sz w:val="21"/>
+              </w:rPr>
+              <w:t>确定编写团队与校企合作协议，完成第1、2、4项目样章。</w:t>
+            </w:r>
+          </w:p>
+          <w:p>
+            <w:pPr>
+              <w:spacing w:after="60"/>
+            </w:pPr>
+            <w:r>
+              <w:rPr>
+                <w:b/>
+                <w:sz w:val="21"/>
+              </w:rPr>
+              <w:t>2026年11月25日前：</w:t>
+            </w:r>
+            <w:r>
+              <w:rPr>
                 <w:sz w:val="21"/>
               </w:rPr>
               <w:t>提交申报材料（截止日期为11月30日）。</w:t>
@@ -3319,14 +3334,67 @@
                 <w:b/>
                 <w:sz w:val="21"/>
               </w:rPr>
-              <w:t>入选后（时间待定）：</w:t>
-            </w:r>
-            <w:r>
-              <w:rPr>
-                <w:b w:val="0"/>
-                <w:sz w:val="21"/>
-              </w:rPr>
-              <w:t>完成初稿（含全部13个项目和资源）、定稿、送审修改；完成资源制作，出版。</w:t>
+              <w:t>入选后第1至3个月：</w:t>
+            </w:r>
+            <w:r>
+              <w:rPr>
+                <w:sz w:val="21"/>
+              </w:rPr>
+              <w:t>完成全部13个项目初稿，含任务单、核验表和留痕表。</w:t>
+            </w:r>
+          </w:p>
+          <w:p>
+            <w:pPr>
+              <w:spacing w:after="60"/>
+            </w:pPr>
+            <w:r>
+              <w:rPr>
+                <w:b/>
+                <w:sz w:val="21"/>
+              </w:rPr>
+              <w:t>入选后第4至5个月：</w:t>
+            </w:r>
+            <w:r>
+              <w:rPr>
+                <w:sz w:val="21"/>
+              </w:rPr>
+              <w:t>完成定稿，邀请企业专家与执业律师审核，修改定稿。</w:t>
+            </w:r>
+          </w:p>
+          <w:p>
+            <w:pPr>
+              <w:spacing w:after="60"/>
+            </w:pPr>
+            <w:r>
+              <w:rPr>
+                <w:b/>
+                <w:sz w:val="21"/>
+              </w:rPr>
+              <w:t>入选后第6至7个月：</w:t>
+            </w:r>
+            <w:r>
+              <w:rPr>
+                <w:sz w:val="21"/>
+              </w:rPr>
+              <w:t>完成数字化资源制作，包括音频、演示视频和在线练习。</w:t>
+            </w:r>
+          </w:p>
+          <w:p>
+            <w:pPr>
+              <w:spacing w:after="60"/>
+            </w:pPr>
+            <w:r>
+              <w:rPr>
+                <w:b/>
+                <w:sz w:val="21"/>
+              </w:rPr>
+              <w:t>入选后第8个月：</w:t>
+            </w:r>
+            <w:r>
+              <w:rPr>
+                <w:sz w:val="21"/>
+              </w:rPr>
+              <w:t>提交出版社终稿，出版。（以国开社通知和出版安排为准）</w:t>
             </w:r>
           </w:p>
         </w:tc>
@@ -3747,7 +3815,6 @@
             </w:pPr>
             <w:r>
               <w:rPr>
-                <w:b w:val="0"/>
                 <w:sz w:val="21"/>
               </w:rPr>
               <w:t>薛辉</w:t>
@@ -3781,7 +3848,6 @@
             </w:pPr>
             <w:r>
               <w:rPr>
-                <w:b w:val="0"/>
                 <w:sz w:val="21"/>
               </w:rPr>
               <w:t>讲师</w:t>
@@ -3815,7 +3881,6 @@
             </w:pPr>
             <w:r>
               <w:rPr>
-                <w:b w:val="0"/>
                 <w:sz w:val="21"/>
               </w:rPr>
               <w:t>石家庄邮电职业技术学院会计学院</w:t>
@@ -3849,7 +3914,6 @@
             </w:pPr>
             <w:r>
               <w:rPr>
-                <w:b w:val="0"/>
                 <w:sz w:val="21"/>
               </w:rPr>
               <w:t>主编，负责大纲与统稿，编写项目1至13</w:t>
@@ -3883,7 +3947,6 @@
             </w:pPr>
             <w:r>
               <w:rPr>
-                <w:b w:val="0"/>
                 <w:sz w:val="21"/>
               </w:rPr>
               <w:t>校内</w:t>
@@ -3935,7 +3998,6 @@
             </w:pPr>
             <w:r>
               <w:rPr>
-                <w:b w:val="0"/>
                 <w:sz w:val="21"/>
               </w:rPr>
               <w:t>待定</w:t>
@@ -3969,7 +4031,6 @@
             </w:pPr>
             <w:r>
               <w:rPr>
-                <w:b w:val="0"/>
                 <w:sz w:val="21"/>
               </w:rPr>
               <w:t>待定</w:t>
@@ -4003,10 +4064,9 @@
             </w:pPr>
             <w:r>
               <w:rPr>
-                <w:b w:val="0"/>
-                <w:sz w:val="21"/>
-              </w:rPr>
-              <w:t>待定</w:t>
+                <w:sz w:val="21"/>
+              </w:rPr>
+              <w:t>河北企融会计师事务所（普通合伙）</w:t>
             </w:r>
           </w:p>
         </w:tc>
@@ -4037,10 +4097,9 @@
             </w:pPr>
             <w:r>
               <w:rPr>
-                <w:b w:val="0"/>
-                <w:sz w:val="21"/>
-              </w:rPr>
-              <w:t>参编，负责项目编写</w:t>
+                <w:sz w:val="21"/>
+              </w:rPr>
+              <w:t>合伙人或质量控制负责人，审核项目6、8、12的留痕与问责要求</w:t>
             </w:r>
           </w:p>
         </w:tc>
@@ -4071,10 +4130,9 @@
             </w:pPr>
             <w:r>
               <w:rPr>
-                <w:b w:val="0"/>
-                <w:sz w:val="21"/>
-              </w:rPr>
-              <w:t>待定</w:t>
+                <w:sz w:val="21"/>
+              </w:rPr>
+              <w:t>企业（拟邀，待确认）</w:t>
             </w:r>
           </w:p>
         </w:tc>
@@ -4123,7 +4181,6 @@
             </w:pPr>
             <w:r>
               <w:rPr>
-                <w:b w:val="0"/>
                 <w:sz w:val="21"/>
               </w:rPr>
               <w:t>待定</w:t>
@@ -4157,7 +4214,6 @@
             </w:pPr>
             <w:r>
               <w:rPr>
-                <w:b w:val="0"/>
                 <w:sz w:val="21"/>
               </w:rPr>
               <w:t>待定</w:t>
@@ -4191,10 +4247,9 @@
             </w:pPr>
             <w:r>
               <w:rPr>
-                <w:b w:val="0"/>
-                <w:sz w:val="21"/>
-              </w:rPr>
-              <w:t>待定</w:t>
+                <w:sz w:val="21"/>
+              </w:rPr>
+              <w:t>河北企融会计师事务所（普通合伙）</w:t>
             </w:r>
           </w:p>
         </w:tc>
@@ -4225,10 +4280,9 @@
             </w:pPr>
             <w:r>
               <w:rPr>
-                <w:b w:val="0"/>
-                <w:sz w:val="21"/>
-              </w:rPr>
-              <w:t>参编，负责案例与审核</w:t>
+                <w:sz w:val="21"/>
+              </w:rPr>
+              <w:t>税务或代理记账主管，提供项目6、7、13的案例与规则核对</w:t>
             </w:r>
           </w:p>
         </w:tc>
@@ -4259,10 +4313,9 @@
             </w:pPr>
             <w:r>
               <w:rPr>
-                <w:b w:val="0"/>
-                <w:sz w:val="21"/>
-              </w:rPr>
-              <w:t>待定</w:t>
+                <w:sz w:val="21"/>
+              </w:rPr>
+              <w:t>企业（拟邀，待确认）</w:t>
             </w:r>
           </w:p>
         </w:tc>
@@ -4309,6 +4362,12 @@
                 </w14:textFill>
               </w:rPr>
             </w:pPr>
+            <w:r>
+              <w:rPr>
+                <w:sz w:val="21"/>
+              </w:rPr>
+              <w:t>待定</w:t>
+            </w:r>
           </w:p>
         </w:tc>
         <w:tc>
@@ -4336,6 +4395,12 @@
                 </w14:textFill>
               </w:rPr>
             </w:pPr>
+            <w:r>
+              <w:rPr>
+                <w:sz w:val="21"/>
+              </w:rPr>
+              <w:t>待定</w:t>
+            </w:r>
           </w:p>
         </w:tc>
         <w:tc>
@@ -4363,6 +4428,12 @@
                 </w14:textFill>
               </w:rPr>
             </w:pPr>
+            <w:r>
+              <w:rPr>
+                <w:sz w:val="21"/>
+              </w:rPr>
+              <w:t>河北企融会计师事务所（普通合伙）</w:t>
+            </w:r>
           </w:p>
         </w:tc>
         <w:tc>
@@ -4390,6 +4461,12 @@
                 </w14:textFill>
               </w:rPr>
             </w:pPr>
+            <w:r>
+              <w:rPr>
+                <w:sz w:val="21"/>
+              </w:rPr>
+              <w:t>人力资源经理，提供项目2至5的岗位要求与脱敏材料</w:t>
+            </w:r>
           </w:p>
         </w:tc>
         <w:tc>
@@ -4417,6 +4494,12 @@
                 </w14:textFill>
               </w:rPr>
             </w:pPr>
+            <w:r>
+              <w:rPr>
+                <w:sz w:val="21"/>
+              </w:rPr>
+              <w:t>企业（拟邀，待确认）</w:t>
+            </w:r>
           </w:p>
         </w:tc>
       </w:tr>

--- a/国开社OPC申报/OPC方向教材建设申报表_人工智能职业素养.docx
+++ b/国开社OPC申报/OPC方向教材建设申报表_人工智能职业素养.docx
@@ -2256,7 +2256,7 @@
               <w:rPr>
                 <w:sz w:val="21"/>
               </w:rPr>
-              <w:t>已与一家会计师事务所初步接洽并获取资料，合作协议尚未签订。拟邀请其合伙人、税务与人力资源人员参与案例提供和内容审核，具体人员名单待确认。</w:t>
+              <w:t>事务所已同意派出人员参与，拟由其人力资源和税务人员分别参与岗位类案例与合规类案例的提供和内容审核，具体人员待定。</w:t>
             </w:r>
           </w:p>
         </w:tc>
@@ -4099,7 +4099,7 @@
               <w:rPr>
                 <w:sz w:val="21"/>
               </w:rPr>
-              <w:t>合伙人或质量控制负责人，审核项目6、8、12的留痕与问责要求</w:t>
+              <w:t>人力资源经理，负责提供项目2至5的岗位要求与脱敏材料，参与审核</w:t>
             </w:r>
           </w:p>
         </w:tc>
@@ -4132,7 +4132,7 @@
               <w:rPr>
                 <w:sz w:val="21"/>
               </w:rPr>
-              <w:t>企业（拟邀，待确认）</w:t>
+              <w:t>企业（已同意派人，人员待定）</w:t>
             </w:r>
           </w:p>
         </w:tc>
@@ -4282,7 +4282,7 @@
               <w:rPr>
                 <w:sz w:val="21"/>
               </w:rPr>
-              <w:t>税务或代理记账主管，提供项目6、7、13的案例与规则核对</w:t>
+              <w:t>税务或代理记账主管，负责提供项目6、7、13的案例与规则核对</w:t>
             </w:r>
           </w:p>
         </w:tc>
@@ -4315,7 +4315,7 @@
               <w:rPr>
                 <w:sz w:val="21"/>
               </w:rPr>
-              <w:t>企业（拟邀，待确认）</w:t>
+              <w:t>企业（已同意派人，人员待定）</w:t>
             </w:r>
           </w:p>
         </w:tc>
@@ -4362,12 +4362,6 @@
                 </w14:textFill>
               </w:rPr>
             </w:pPr>
-            <w:r>
-              <w:rPr>
-                <w:sz w:val="21"/>
-              </w:rPr>
-              <w:t>待定</w:t>
-            </w:r>
           </w:p>
         </w:tc>
         <w:tc>
@@ -4395,12 +4389,6 @@
                 </w14:textFill>
               </w:rPr>
             </w:pPr>
-            <w:r>
-              <w:rPr>
-                <w:sz w:val="21"/>
-              </w:rPr>
-              <w:t>待定</w:t>
-            </w:r>
           </w:p>
         </w:tc>
         <w:tc>
@@ -4428,12 +4416,6 @@
                 </w14:textFill>
               </w:rPr>
             </w:pPr>
-            <w:r>
-              <w:rPr>
-                <w:sz w:val="21"/>
-              </w:rPr>
-              <w:t>河北企融会计师事务所（普通合伙）</w:t>
-            </w:r>
           </w:p>
         </w:tc>
         <w:tc>
@@ -4461,12 +4443,6 @@
                 </w14:textFill>
               </w:rPr>
             </w:pPr>
-            <w:r>
-              <w:rPr>
-                <w:sz w:val="21"/>
-              </w:rPr>
-              <w:t>人力资源经理，提供项目2至5的岗位要求与脱敏材料</w:t>
-            </w:r>
           </w:p>
         </w:tc>
         <w:tc>
@@ -4494,12 +4470,6 @@
                 </w14:textFill>
               </w:rPr>
             </w:pPr>
-            <w:r>
-              <w:rPr>
-                <w:sz w:val="21"/>
-              </w:rPr>
-              <w:t>企业（拟邀，待确认）</w:t>
-            </w:r>
           </w:p>
         </w:tc>
       </w:tr>

--- a/国开社OPC申报/OPC方向教材建设申报表_人工智能职业素养.docx
+++ b/国开社OPC申报/OPC方向教材建设申报表_人工智能职业素养.docx
@@ -2256,7 +2256,7 @@
               <w:rPr>
                 <w:sz w:val="21"/>
               </w:rPr>
-              <w:t>事务所已同意派出人员参与，拟由其人力资源和税务人员分别参与岗位类案例与合规类案例的提供和内容审核，具体人员待定。</w:t>
+              <w:t>两家合作单位均已同意派出人员参与：一名人力资源人员参与岗位类案例的提供与审核（第2至5项目），一名财税咨询人员参与合规类案例的提供与审核（第6、7、12、13项目），具体人员待定。</w:t>
             </w:r>
           </w:p>
         </w:tc>
@@ -4249,7 +4249,7 @@
               <w:rPr>
                 <w:sz w:val="21"/>
               </w:rPr>
-              <w:t>河北企融会计师事务所（普通合伙）</w:t>
+              <w:t>河北企富财税管理服务有限公司</w:t>
             </w:r>
           </w:p>
         </w:tc>
@@ -4282,7 +4282,7 @@
               <w:rPr>
                 <w:sz w:val="21"/>
               </w:rPr>
-              <w:t>税务或代理记账主管，负责提供项目6、7、13的案例与规则核对</w:t>
+              <w:t>财税咨询项目经理，负责提供项目6、7、13的案例与规则核对，并参与项目12的更正说明审阅</w:t>
             </w:r>
           </w:p>
         </w:tc>

--- a/国开社OPC申报/OPC方向教材建设申报表_人工智能职业素养.docx
+++ b/国开社OPC申报/OPC方向教材建设申报表_人工智能职业素养.docx
@@ -2256,7 +2256,7 @@
               <w:rPr>
                 <w:sz w:val="21"/>
               </w:rPr>
-              <w:t>两家合作单位均已同意派出人员参与：一名人力资源人员参与岗位类案例的提供与审核（第2至5项目），一名财税咨询人员参与合规类案例的提供与审核（第6、7、12、13项目），具体人员待定。</w:t>
+              <w:t>两家合作单位均已同意派出人员：一名财税咨询项目经理提供乱账整理与财税咨询的脱敏案例，并审核第6、7、13项目；一名注册会计师提供审计工作底稿与代理记账留痕的脱敏样例，并审核第8、11、12项目。第2至5项目（招聘、简历、面试、岗位分析）由主编依据公开招聘与劳动合规资料编写，不依赖企业人员。</w:t>
             </w:r>
           </w:p>
         </w:tc>
@@ -4033,7 +4033,7 @@
               <w:rPr>
                 <w:sz w:val="21"/>
               </w:rPr>
-              <w:t>待定</w:t>
+              <w:t>中级会计师以上</w:t>
             </w:r>
           </w:p>
         </w:tc>
@@ -4066,7 +4066,7 @@
               <w:rPr>
                 <w:sz w:val="21"/>
               </w:rPr>
-              <w:t>河北企融会计师事务所（普通合伙）</w:t>
+              <w:t>河北企富财税管理服务有限公司</w:t>
             </w:r>
           </w:p>
         </w:tc>
@@ -4099,7 +4099,7 @@
               <w:rPr>
                 <w:sz w:val="21"/>
               </w:rPr>
-              <w:t>人力资源经理，负责提供项目2至5的岗位要求与脱敏材料，参与审核</w:t>
+              <w:t>财税咨询项目经理，提供乱账整理与财税咨询的脱敏案例，审核第6、7、13项目的操作单与合规规则，参与第12项目更正说明编写</w:t>
             </w:r>
           </w:p>
         </w:tc>
@@ -4216,7 +4216,7 @@
               <w:rPr>
                 <w:sz w:val="21"/>
               </w:rPr>
-              <w:t>待定</w:t>
+              <w:t>注册会计师</w:t>
             </w:r>
           </w:p>
         </w:tc>
@@ -4249,7 +4249,7 @@
               <w:rPr>
                 <w:sz w:val="21"/>
               </w:rPr>
-              <w:t>河北企富财税管理服务有限公司</w:t>
+              <w:t>河北企融会计师事务所（普通合伙）</w:t>
             </w:r>
           </w:p>
         </w:tc>
@@ -4282,7 +4282,7 @@
               <w:rPr>
                 <w:sz w:val="21"/>
               </w:rPr>
-              <w:t>财税咨询项目经理，负责提供项目6、7、13的案例与规则核对，并参与项目12的更正说明审阅</w:t>
+              <w:t>注册会计师，提供审计工作底稿与代理记账留痕的脱敏样例，审核第8、11、12项目的留痕表与工作日志模板</w:t>
             </w:r>
           </w:p>
         </w:tc>

--- a/国开社OPC申报/OPC方向教材建设申报表_人工智能职业素养.docx
+++ b/国开社OPC申报/OPC方向教材建设申报表_人工智能职业素养.docx
@@ -2256,7 +2256,7 @@
               <w:rPr>
                 <w:sz w:val="21"/>
               </w:rPr>
-              <w:t>两家合作单位均已同意派出人员：一名财税咨询项目经理提供乱账整理与财税咨询的脱敏案例，并审核第6、7、13项目；一名注册会计师提供审计工作底稿与代理记账留痕的脱敏样例，并审核第8、11、12项目。第2至5项目（招聘、简历、面试、岗位分析）由主编依据公开招聘与劳动合规资料编写，不依赖企业人员。</w:t>
+              <w:t>合作企业已同意派出一名会计主管（吕青），提供中小企业日常记账、开票与纳税申报的实务线索，并核对第6、7、13项目的业务场景。教材案例与内容由主编编写。第2至5项目（招聘、简历、面试、岗位分析）依据公开招聘与劳动合规资料编写，不依赖企业人员。</w:t>
             </w:r>
           </w:p>
         </w:tc>
@@ -4000,7 +4000,7 @@
               <w:rPr>
                 <w:sz w:val="21"/>
               </w:rPr>
-              <w:t>待定</w:t>
+              <w:t>吕青</w:t>
             </w:r>
           </w:p>
         </w:tc>
@@ -4033,7 +4033,7 @@
               <w:rPr>
                 <w:sz w:val="21"/>
               </w:rPr>
-              <w:t>中级会计师以上</w:t>
+              <w:t>会计主管（初级会计职称）</w:t>
             </w:r>
           </w:p>
         </w:tc>
@@ -4099,7 +4099,7 @@
               <w:rPr>
                 <w:sz w:val="21"/>
               </w:rPr>
-              <w:t>财税咨询项目经理，提供乱账整理与财税咨询的脱敏案例，审核第6、7、13项目的操作单与合规规则，参与第12项目更正说明编写</w:t>
+              <w:t>提供中小企业日常记账、开票与纳税申报的实务线索，核对第6、7、13项目的业务场景</w:t>
             </w:r>
           </w:p>
         </w:tc>
@@ -4132,7 +4132,7 @@
               <w:rPr>
                 <w:sz w:val="21"/>
               </w:rPr>
-              <w:t>企业（已同意派人，人员待定）</w:t>
+              <w:t>企业（已同意派人）</w:t>
             </w:r>
           </w:p>
         </w:tc>
@@ -4179,12 +4179,6 @@
                 </w14:textFill>
               </w:rPr>
             </w:pPr>
-            <w:r>
-              <w:rPr>
-                <w:sz w:val="21"/>
-              </w:rPr>
-              <w:t>待定</w:t>
-            </w:r>
           </w:p>
         </w:tc>
         <w:tc>
@@ -4212,12 +4206,6 @@
                 </w14:textFill>
               </w:rPr>
             </w:pPr>
-            <w:r>
-              <w:rPr>
-                <w:sz w:val="21"/>
-              </w:rPr>
-              <w:t>注册会计师</w:t>
-            </w:r>
           </w:p>
         </w:tc>
         <w:tc>
@@ -4245,12 +4233,6 @@
                 </w14:textFill>
               </w:rPr>
             </w:pPr>
-            <w:r>
-              <w:rPr>
-                <w:sz w:val="21"/>
-              </w:rPr>
-              <w:t>河北企融会计师事务所（普通合伙）</w:t>
-            </w:r>
           </w:p>
         </w:tc>
         <w:tc>
@@ -4278,12 +4260,6 @@
                 </w14:textFill>
               </w:rPr>
             </w:pPr>
-            <w:r>
-              <w:rPr>
-                <w:sz w:val="21"/>
-              </w:rPr>
-              <w:t>注册会计师，提供审计工作底稿与代理记账留痕的脱敏样例，审核第8、11、12项目的留痕表与工作日志模板</w:t>
-            </w:r>
           </w:p>
         </w:tc>
         <w:tc>
@@ -4311,12 +4287,6 @@
                 </w14:textFill>
               </w:rPr>
             </w:pPr>
-            <w:r>
-              <w:rPr>
-                <w:sz w:val="21"/>
-              </w:rPr>
-              <w:t>企业（已同意派人，人员待定）</w:t>
-            </w:r>
           </w:p>
         </w:tc>
       </w:tr>

--- a/国开社OPC申报/OPC方向教材建设申报表_人工智能职业素养.docx
+++ b/国开社OPC申报/OPC方向教材建设申报表_人工智能职业素养.docx
@@ -2256,7 +2256,7 @@
               <w:rPr>
                 <w:sz w:val="21"/>
               </w:rPr>
-              <w:t>合作企业已同意派出一名会计主管（吕青），提供中小企业日常记账、开票与纳税申报的实务线索，并核对第6、7、13项目的业务场景。教材案例与内容由主编编写。第2至5项目（招聘、简历、面试、岗位分析）依据公开招聘与劳动合规资料编写，不依赖企业人员。</w:t>
+              <w:t>合作企业已同意派出一名中级会计师（李晓），提供财税咨询与记账纳税的脱敏实务案例，并核对第6、7、13项目的业务场景与合规规则。教材案例与内容由主编编写。第2至5项目（招聘、简历、面试、岗位分析）及第8、11项目（留痕、工作日志）依据公开的招聘、劳动合规与会计档案规范编写，不依赖企业人员。</w:t>
             </w:r>
           </w:p>
         </w:tc>
@@ -4000,7 +4000,7 @@
               <w:rPr>
                 <w:sz w:val="21"/>
               </w:rPr>
-              <w:t>吕青</w:t>
+              <w:t>李晓</w:t>
             </w:r>
           </w:p>
         </w:tc>
@@ -4033,7 +4033,7 @@
               <w:rPr>
                 <w:sz w:val="21"/>
               </w:rPr>
-              <w:t>会计主管（初级会计职称）</w:t>
+              <w:t>中级会计师</w:t>
             </w:r>
           </w:p>
         </w:tc>
@@ -4099,7 +4099,7 @@
               <w:rPr>
                 <w:sz w:val="21"/>
               </w:rPr>
-              <w:t>提供中小企业日常记账、开票与纳税申报的实务线索，核对第6、7、13项目的业务场景</w:t>
+              <w:t>提供财税咨询与记账纳税的脱敏实务案例，核对第6、7、13项目的业务场景与合规规则，审阅第12项目的更正说明</w:t>
             </w:r>
           </w:p>
         </w:tc>

--- a/国开社OPC申报/OPC方向教材建设申报表_人工智能职业素养.docx
+++ b/国开社OPC申报/OPC方向教材建设申报表_人工智能职业素养.docx
@@ -2212,14 +2212,13 @@
                 <w:b/>
                 <w:sz w:val="21"/>
               </w:rPr>
-              <w:t>1. 企业案例：</w:t>
-            </w:r>
-            <w:r>
-              <w:rPr>
-                <w:b w:val="0"/>
-                <w:sz w:val="21"/>
-              </w:rPr>
-              <w:t>编写团队中的一位老师曾在一家企业担任财税信息化顾问，参与建设企业财税法规知识库。第6、7、13项目的知识库任务，以该建设方法为原型改写。案例数据已脱敏，并经企业书面授权。学生将参与企业真实文档的整理与标注任务。</w:t>
+              <w:t>1. 案例来源：</w:t>
+            </w:r>
+            <w:r>
+              <w:rPr>
+                <w:sz w:val="21"/>
+              </w:rPr>
+              <w:t>案例覆盖行政、销售、工程、建设、咨询、财税等多个行业，均为脱敏改写的真实工作情境。学生将参与真实文档的整理与标注任务，案例数据经合作方书面授权。</w:t>
             </w:r>
           </w:p>
           <w:p>
@@ -2235,10 +2234,9 @@
             </w:r>
             <w:r>
               <w:rPr>
-                <w:b w:val="0"/>
-                <w:sz w:val="21"/>
-              </w:rPr>
-              <w:t>邀请一名执业律师（合伙人）审核第9项目“AI成果权属”和第13项目“AI创业合规”中的条款与规则，审核结果待确认。</w:t>
+                <w:sz w:val="21"/>
+              </w:rPr>
+              <w:t>邀请一名执业律师（合伙人）审核第9项目“AI成果权属”和第13项目“AI创业合规”中的条款与规则。</w:t>
             </w:r>
           </w:p>
           <w:p>
@@ -2256,7 +2254,7 @@
               <w:rPr>
                 <w:sz w:val="21"/>
               </w:rPr>
-              <w:t>合作企业已同意派出一名中级会计师（李晓），提供财税咨询与记账纳税的脱敏实务案例，并核对第6、7、13项目的业务场景与合规规则。教材案例与内容由主编编写。第2至5项目（招聘、简历、面试、岗位分析）及第8、11项目（留痕、工作日志）依据公开的招聘、劳动合规与会计档案规范编写，不依赖企业人员。</w:t>
+              <w:t>合作企业已同意派出人员参与，提供多行业的脱敏案例，并核对第6、7、9、12、13项目的业务场景与规则。律师已同意参与第9、13项目的审核。教材案例与内容由主编编写。第2至5、8、11项目依据公开的招聘、劳动合规与留痕规范编写，不依赖企业人员。</w:t>
             </w:r>
           </w:p>
         </w:tc>
@@ -4033,7 +4031,7 @@
               <w:rPr>
                 <w:sz w:val="21"/>
               </w:rPr>
-              <w:t>中级会计师</w:t>
+              <w:t>中级会计师、中级工程师、一级建造师、一级工程咨询师</w:t>
             </w:r>
           </w:p>
         </w:tc>
@@ -4099,7 +4097,7 @@
               <w:rPr>
                 <w:sz w:val="21"/>
               </w:rPr>
-              <w:t>提供财税咨询与记账纳税的脱敏实务案例，核对第6、7、13项目的业务场景与合规规则，审阅第12项目的更正说明</w:t>
+              <w:t>提供财税、工程、建设、咨询等多行业的脱敏案例，核对第6、7、9、12、13项目的业务场景与规则</w:t>
             </w:r>
           </w:p>
         </w:tc>
@@ -4179,6 +4177,12 @@
                 </w14:textFill>
               </w:rPr>
             </w:pPr>
+            <w:r>
+              <w:rPr>
+                <w:sz w:val="21"/>
+              </w:rPr>
+              <w:t>程娟娟</w:t>
+            </w:r>
           </w:p>
         </w:tc>
         <w:tc>
@@ -4206,6 +4210,12 @@
                 </w14:textFill>
               </w:rPr>
             </w:pPr>
+            <w:r>
+              <w:rPr>
+                <w:sz w:val="21"/>
+              </w:rPr>
+              <w:t>执业律师（合伙人）</w:t>
+            </w:r>
           </w:p>
         </w:tc>
         <w:tc>
@@ -4233,6 +4243,12 @@
                 </w14:textFill>
               </w:rPr>
             </w:pPr>
+            <w:r>
+              <w:rPr>
+                <w:sz w:val="21"/>
+              </w:rPr>
+              <w:t>河北鸿翔（石家庄）律师事务所</w:t>
+            </w:r>
           </w:p>
         </w:tc>
         <w:tc>
@@ -4260,6 +4276,12 @@
                 </w14:textFill>
               </w:rPr>
             </w:pPr>
+            <w:r>
+              <w:rPr>
+                <w:sz w:val="21"/>
+              </w:rPr>
+              <w:t>审核第9、13项目的法律条款与规则</w:t>
+            </w:r>
           </w:p>
         </w:tc>
         <w:tc>
@@ -4287,6 +4309,12 @@
                 </w14:textFill>
               </w:rPr>
             </w:pPr>
+            <w:r>
+              <w:rPr>
+                <w:sz w:val="21"/>
+              </w:rPr>
+              <w:t>行业（律师，已同意参与）</w:t>
+            </w:r>
           </w:p>
         </w:tc>
       </w:tr>

--- a/国开社OPC申报/OPC方向教材建设申报表_人工智能职业素养.docx
+++ b/国开社OPC申报/OPC方向教材建设申报表_人工智能职业素养.docx
@@ -4214,7 +4214,7 @@
               <w:rPr>
                 <w:sz w:val="21"/>
               </w:rPr>
-              <w:t>执业律师（合伙人）</w:t>
+              <w:t>执业律师（合伙人），石家庄律师协会民商事专业委员会副主任</w:t>
             </w:r>
           </w:p>
         </w:tc>

--- a/国开社OPC申报/OPC方向教材建设申报表_人工智能职业素养.docx
+++ b/国开社OPC申报/OPC方向教材建设申报表_人工智能职业素养.docx
@@ -279,7 +279,7 @@
                 <w:sz w:val="28"/>
                 <w:szCs w:val="28"/>
               </w:rPr>
-              <w:t>☐ OPC创新创业类</w:t>
+              <w:t>☑ OPC创新创业类</w:t>
             </w:r>
           </w:p>
           <w:p>
@@ -932,7 +932,7 @@
                 <w:b w:val="0"/>
                 <w:sz w:val="21"/>
               </w:rPr>
-              <w:t>☑ OPC通识教育类　☐ OPC专业应用类　☐ OPC创新创业类　☐ OPC实训实战类</w:t>
+              <w:t>☑ OPC通识教育类　☐ OPC专业应用类　☑ OPC创新创业类　☐ OPC实训实战类</w:t>
             </w:r>
           </w:p>
         </w:tc>
@@ -1941,7 +1941,7 @@
                 <w:b w:val="0"/>
                 <w:sz w:val="21"/>
               </w:rPr>
-              <w:t>本教材是 OPC 通识教育类教材，面向在校大学生和初入职场人员，适用于全校各专业。OPC 即“人工智能+创新创业”。本教材以职业素养为主线，把 AI 工具使用放在求职、入职与创业的真实情境中，培养学生负责任地运用大模型与智能体完成职业任务的能力。</w:t>
+              <w:t>本教材是 OPC 通识教育类教材，同时涉及 OPC 创新创业类内容（第11至13项目），面向在校大学生和初入职场人员，适用于全校各专业。OPC 即“人工智能+创新创业”。本教材以职业素养为主线，把 AI 工具使用放在求职、入职与创业的真实情境中，培养学生负责任地运用大模型与智能体完成职业任务的能力。</w:t>
             </w:r>
           </w:p>
           <w:p>

--- a/国开社OPC申报/OPC方向教材建设申报表_人工智能职业素养.docx
+++ b/国开社OPC申报/OPC方向教材建设申报表_人工智能职业素养.docx
@@ -377,7 +377,6 @@
             </w:pPr>
             <w:r>
               <w:rPr>
-                <w:b w:val="0"/>
                 <w:sz w:val="21"/>
               </w:rPr>
               <w:t>人工智能职业素养</w:t>
@@ -458,7 +457,6 @@
             </w:pPr>
             <w:r>
               <w:rPr>
-                <w:b w:val="0"/>
                 <w:sz w:val="21"/>
               </w:rPr>
               <w:t>石家庄邮电职业技术学院</w:t>
@@ -582,12 +580,6 @@
                 <w:szCs w:val="28"/>
               </w:rPr>
             </w:pPr>
-            <w:r>
-              <w:rPr>
-                <w:b w:val="0"/>
-                <w:sz w:val="21"/>
-              </w:rPr>
-            </w:r>
           </w:p>
         </w:tc>
       </w:tr>
@@ -836,7 +828,6 @@
             </w:pPr>
             <w:r>
               <w:rPr>
-                <w:b w:val="0"/>
                 <w:sz w:val="21"/>
               </w:rPr>
               <w:t>人工智能职业素养</w:t>
@@ -929,7 +920,6 @@
             </w:pPr>
             <w:r>
               <w:rPr>
-                <w:b w:val="0"/>
                 <w:sz w:val="21"/>
               </w:rPr>
               <w:t>☑ OPC通识教育类　☐ OPC专业应用类　☑ OPC创新创业类　☐ OPC实训实战类</w:t>
@@ -1023,7 +1013,6 @@
             </w:pPr>
             <w:r>
               <w:rPr>
-                <w:b w:val="0"/>
                 <w:sz w:val="21"/>
               </w:rPr>
               <w:t>薛辉</w:t>
@@ -1099,7 +1088,6 @@
             </w:pPr>
             <w:r>
               <w:rPr>
-                <w:b w:val="0"/>
                 <w:sz w:val="21"/>
               </w:rPr>
               <w:t>讲师</w:t>
@@ -1193,7 +1181,6 @@
             </w:pPr>
             <w:r>
               <w:rPr>
-                <w:b w:val="0"/>
                 <w:sz w:val="21"/>
               </w:rPr>
               <w:t>石家庄邮电职业技术学院</w:t>
@@ -1269,7 +1256,6 @@
             </w:pPr>
             <w:r>
               <w:rPr>
-                <w:b w:val="0"/>
                 <w:sz w:val="21"/>
               </w:rPr>
               <w:t>会计学院（会计系）</w:t>
@@ -1363,7 +1349,6 @@
             </w:pPr>
             <w:r>
               <w:rPr>
-                <w:b w:val="0"/>
                 <w:sz w:val="21"/>
               </w:rPr>
               <w:t>18332128207</w:t>
@@ -1439,7 +1424,6 @@
             </w:pPr>
             <w:r>
               <w:rPr>
-                <w:b w:val="0"/>
                 <w:sz w:val="21"/>
               </w:rPr>
               <w:t>891054002@qq.com</w:t>
@@ -1533,7 +1517,6 @@
             </w:pPr>
             <w:r>
               <w:rPr>
-                <w:b w:val="0"/>
                 <w:sz w:val="21"/>
               </w:rPr>
               <w:t>全校各专业（公共基础课）</w:t>
@@ -1609,7 +1592,6 @@
             </w:pPr>
             <w:r>
               <w:rPr>
-                <w:b w:val="0"/>
                 <w:sz w:val="21"/>
               </w:rPr>
               <w:t>高职</w:t>
@@ -1703,7 +1685,6 @@
             </w:pPr>
             <w:r>
               <w:rPr>
-                <w:b w:val="0"/>
                 <w:sz w:val="21"/>
               </w:rPr>
               <w:t>待填</w:t>
@@ -1779,7 +1760,6 @@
             </w:pPr>
             <w:r>
               <w:rPr>
-                <w:b w:val="0"/>
                 <w:sz w:val="21"/>
               </w:rPr>
               <w:t>待填</w:t>
@@ -1938,10 +1918,9 @@
             </w:pPr>
             <w:r>
               <w:rPr>
-                <w:b w:val="0"/>
-                <w:sz w:val="21"/>
-              </w:rPr>
-              <w:t>本教材是 OPC 通识教育类教材，同时涉及 OPC 创新创业类内容（第11至13项目），面向在校大学生和初入职场人员，适用于全校各专业。OPC 即“人工智能+创新创业”。本教材以职业素养为主线，把 AI 工具使用放在求职、入职与创业的真实情境中，培养学生负责任地运用大模型与智能体完成职业任务的能力。</w:t>
+                <w:sz w:val="21"/>
+              </w:rPr>
+              <w:t>本教材是 OPC 通识教育类教材，同时涉及 OPC 创新创业类内容（第11至13项目），面向在校大学生和初入职场人员，适用于全校各专业。OPC 即“人工智能+创新创业”。本教材以职业素养为主线，把 AI 工具使用放在求职、入职、创新与创业的真实情境中，培养学生负责任地运用大模型与智能体完成职业任务的能力。</w:t>
             </w:r>
           </w:p>
           <w:p>
@@ -1950,7 +1929,6 @@
             </w:pPr>
             <w:r>
               <w:rPr>
-                <w:b w:val="0"/>
                 <w:sz w:val="21"/>
               </w:rPr>
               <w:t>对接冀教高函〔2026〕45号文件：一是落实“通识课须帮助学生掌握大模型基本原理、AI工具使用方法、智能体开发基础知识”的要求，第1、3至5项目讲解大模型原理与局限，训练AI工具与低代码智能体的使用；二是落实“课程+训练+实战”进阶模式，第1至4项目为课程，第5至10项目为训练，第11至13项目为实战；三是落实“推广AI+项目式教学”和“校企联合编写活页式、案例式、数字化新形态教材”的要求，全书以任务单、核验表、留痕表等活页工单组织项目。</w:t>
@@ -1962,10 +1940,9 @@
             </w:pPr>
             <w:r>
               <w:rPr>
-                <w:b w:val="0"/>
-                <w:sz w:val="21"/>
-              </w:rPr>
-              <w:t>融合路径：每个项目由 AI 承担识别与分析，学生承担评价与应用，并留下可追溯的记录。内容覆盖三条主线：一是求职与就业中的诚信与合规（招聘诈骗识别、简历真实性、模拟面试）；二是职场中的数据保密、内容标注与成果权属；三是创业中的团队协作、问责与合规规则。</w:t>
+                <w:sz w:val="21"/>
+              </w:rPr>
+              <w:t>融合路径：每个项目由 AI 承担识别与分析，学生承担评价与应用，并留下可追溯的记录。全书分为三部分：一是求职（第1至5项目），学习职业责任、求职材料与面试；二是职场规范（第6至10项目），学习数据保密、内容标注、使用留痕与问责、成果权属和团队协作；三是创新与创业（第11至13项目），依次完成创新方案设计、创业合规与创业计划书。创新侧重发现问题并验证方案，创业侧重组织资源并承担经营责任，两者在第11至13项目中衔接。</w:t>
             </w:r>
           </w:p>
           <w:p>
@@ -1974,7 +1951,6 @@
             </w:pPr>
             <w:r>
               <w:rPr>
-                <w:b w:val="0"/>
                 <w:sz w:val="21"/>
               </w:rPr>
               <w:t>内容依据：《生成式人工智能服务管理暂行办法》（2023年8月15日施行）要求处理知识产权和个人信息时合规，本书以此作为讨论 AI 使用边界的依据；《互联网信息服务深度合成管理规定》（2023年1月10日施行）涉及 AI 生成内容标注，用于第7项目；《中华人民共和国反电信网络诈骗法》（2022年12月1日施行）用于第2项目的招聘诈骗识别；华东师范大学《生成式人工智能学生使用指南》（2024年8月）要求标注 AI 直接生成内容，作为第8项目的案例依据。</w:t>
@@ -2051,7 +2027,6 @@
             </w:r>
             <w:r>
               <w:rPr>
-                <w:b w:val="0"/>
                 <w:sz w:val="21"/>
               </w:rPr>
               <w:t>讲解大模型基本原理与局限，训练结构化提示词，用于面试模拟、简历润色和岗位分析（第3、4、5项目）。</w:t>
@@ -2070,10 +2045,9 @@
             </w:r>
             <w:r>
               <w:rPr>
-                <w:b w:val="0"/>
-                <w:sz w:val="21"/>
-              </w:rPr>
-              <w:t>在低代码平台配置“面试陪练”“工作日志”智能体，设置触发条件和需人工确认的步骤，学生不编写代码（第4、11项目）。</w:t>
+                <w:sz w:val="21"/>
+              </w:rPr>
+              <w:t>在低代码平台配置“面试陪练”“工作日志”智能体，设置触发条件和需人工确认的步骤，学生不编写代码（第4、8项目）。</w:t>
             </w:r>
           </w:p>
           <w:p>
@@ -2089,10 +2063,9 @@
             </w:r>
             <w:r>
               <w:rPr>
-                <w:b w:val="0"/>
-                <w:sz w:val="21"/>
-              </w:rPr>
-              <w:t>将学校保密制度、内容标注规则和一人公司合规要求整理为知识库，智能体回答须给出出处，学生核对出处是否准确（第6、7、13项目）。</w:t>
+                <w:sz w:val="21"/>
+              </w:rPr>
+              <w:t>将学校保密制度、内容标注规则和一人公司合规要求整理为知识库，智能体回答须给出出处，学生核对出处是否准确（第6、7、12项目）。</w:t>
             </w:r>
           </w:p>
           <w:p>
@@ -2108,7 +2081,6 @@
             </w:r>
             <w:r>
               <w:rPr>
-                <w:b w:val="0"/>
                 <w:sz w:val="21"/>
               </w:rPr>
               <w:t>识别招聘截图、合同截图和工作材料，输出结构化信息（第2项目）。</w:t>
@@ -2127,7 +2099,6 @@
             </w:r>
             <w:r>
               <w:rPr>
-                <w:b w:val="0"/>
                 <w:sz w:val="21"/>
               </w:rPr>
               <w:t>串联“收集资料—AI整理—人工核验—记录”环节（第10、13项目）。</w:t>
@@ -2139,7 +2110,6 @@
             </w:pPr>
             <w:r>
               <w:rPr>
-                <w:b w:val="0"/>
                 <w:sz w:val="21"/>
               </w:rPr>
               <w:t>所有 AI 输出均需人工核验，关键结论写入留痕表。教学数据采用虚构或脱敏材料，不标注具体工具版本号。</w:t>
@@ -2236,7 +2206,7 @@
               <w:rPr>
                 <w:sz w:val="21"/>
               </w:rPr>
-              <w:t>邀请一名执业律师（合伙人）审核第9项目“AI成果权属”和第13项目“AI创业合规”中的条款与规则。</w:t>
+              <w:t>邀请一名执业律师（合伙人）审核第9项目“AI成果权属”和第12项目“AI创业合规”中的条款与规则。</w:t>
             </w:r>
           </w:p>
           <w:p>
@@ -2254,7 +2224,7 @@
               <w:rPr>
                 <w:sz w:val="21"/>
               </w:rPr>
-              <w:t>合作企业已同意派出人员参与，提供多行业的脱敏案例，并核对第6、7、9、12、13项目的业务场景与规则。律师已同意参与第9、13项目的审核。教材案例与内容由主编编写。第2至5、8、11项目依据公开的招聘、劳动合规与留痕规范编写，不依赖企业人员。</w:t>
+              <w:t>合作企业已同意派出人员参与，提供多行业的脱敏案例，并核对第6、7、12、13项目的业务场景与规则。律师已同意参与第9、12项目的审核。教材案例与内容由主编编写。第2至5、8、11项目依据公开的招聘、劳动合规与留痕规范编写，不依赖企业人员。</w:t>
             </w:r>
           </w:p>
         </w:tc>
@@ -2328,7 +2298,6 @@
             </w:r>
             <w:r>
               <w:rPr>
-                <w:b w:val="0"/>
                 <w:sz w:val="21"/>
               </w:rPr>
               <w:t>职业素养　AI责任　就业创业　人工核验　留痕可追溯</w:t>
@@ -2347,10 +2316,9 @@
             </w:r>
             <w:r>
               <w:rPr>
-                <w:b w:val="0"/>
-                <w:sz w:val="21"/>
-              </w:rPr>
-              <w:t>全书围绕学生求职、入职和创业中的真实情境，AI 承担识别、整理和模拟，学生负责判断、核实并承担结果责任，学习成果以可交付的记录表呈现。</w:t>
+                <w:sz w:val="21"/>
+              </w:rPr>
+              <w:t>全书围绕学生求职、入职、创新和创业中的真实情境，AI 承担识别、整理和模拟，学生负责判断、核实并承担结果责任，学习成果以可交付的记录表和计划书呈现。</w:t>
             </w:r>
           </w:p>
         </w:tc>
@@ -2539,7 +2507,6 @@
             </w:pPr>
             <w:r>
               <w:rPr>
-                <w:b w:val="0"/>
                 <w:sz w:val="21"/>
               </w:rPr>
               <w:t>全书13个项目，建议48学时。每个项目按“提出问题—AI处理—人工核验—留痕”组织。理论讲解每个项目不超过1学时，其余为操作与核验。</w:t>
@@ -2558,7 +2525,6 @@
             </w:r>
             <w:r>
               <w:rPr>
-                <w:b w:val="0"/>
                 <w:sz w:val="21"/>
               </w:rPr>
               <w:t>AI讲解大模型原理与局限，列出可委托任务；学生判断哪些必须本人负责。留痕：任务责任表。</w:t>
@@ -2577,7 +2543,6 @@
             </w:r>
             <w:r>
               <w:rPr>
-                <w:b w:val="0"/>
                 <w:sz w:val="21"/>
               </w:rPr>
               <w:t>AI标注招聘文本中的可疑特征；学生核实企业信息，判断可信度。留痕：招聘核验表。</w:t>
@@ -2596,7 +2561,6 @@
             </w:r>
             <w:r>
               <w:rPr>
-                <w:b w:val="0"/>
                 <w:sz w:val="21"/>
               </w:rPr>
               <w:t>AI润色语句，并标出与原始经历不符之处；学生核对每条表述的事实依据。留痕：简历与依据对照表。</w:t>
@@ -2615,7 +2579,6 @@
             </w:r>
             <w:r>
               <w:rPr>
-                <w:b w:val="0"/>
                 <w:sz w:val="21"/>
               </w:rPr>
               <w:t>AI扮演面试官提问并给出反馈；学生判断反馈是否合理，修改回答。留痕：面试复盘表。</w:t>
@@ -2634,7 +2597,6 @@
             </w:r>
             <w:r>
               <w:rPr>
-                <w:b w:val="0"/>
                 <w:sz w:val="21"/>
               </w:rPr>
               <w:t>AI提取岗位要求的关键词与能力项；学生对照个人经历，制定能力补足计划。留痕：能力差距表。</w:t>
@@ -2653,7 +2615,6 @@
             </w:r>
             <w:r>
               <w:rPr>
-                <w:b w:val="0"/>
                 <w:sz w:val="21"/>
               </w:rPr>
               <w:t>AI依据保密制度知识库标注敏感字段并给出出处；学生确定哪些信息不得输入AI工具。留痕：保密清单。</w:t>
@@ -2668,11 +2629,10 @@
                 <w:b/>
                 <w:sz w:val="21"/>
               </w:rPr>
-              <w:t>项目7 AI内容标注（4学时）：</w:t>
-            </w:r>
-            <w:r>
-              <w:rPr>
-                <w:b w:val="0"/>
+              <w:t>项目7 AI内容标注（3学时）：</w:t>
+            </w:r>
+            <w:r>
+              <w:rPr>
                 <w:sz w:val="21"/>
               </w:rPr>
               <w:t>AI依据标注规则知识库检查是否标注AI生成内容并给出出处；学生核实来源并补充标注。留痕：标注核对表。</w:t>
@@ -2687,14 +2647,13 @@
                 <w:b/>
                 <w:sz w:val="21"/>
               </w:rPr>
-              <w:t>项目8 AI使用留痕（3学时）：</w:t>
-            </w:r>
-            <w:r>
-              <w:rPr>
-                <w:b w:val="0"/>
-                <w:sz w:val="21"/>
-              </w:rPr>
-              <w:t>AI整理一次任务中的使用记录；学生对照学校规定核对记录完整性。留痕：使用记录表。</w:t>
+              <w:t>项目8 AI使用留痕与问责（4学时）：</w:t>
+            </w:r>
+            <w:r>
+              <w:rPr>
+                <w:sz w:val="21"/>
+              </w:rPr>
+              <w:t>AI整理一次任务中的使用记录与工作日志，并找出输出中的错误；学生对照学校规定核对记录完整性，判断影响范围，撰写更正说明。留痕：使用记录表、更正说明。</w:t>
             </w:r>
           </w:p>
           <w:p>
@@ -2710,7 +2669,6 @@
             </w:r>
             <w:r>
               <w:rPr>
-                <w:b w:val="0"/>
                 <w:sz w:val="21"/>
               </w:rPr>
               <w:t>AI检索相似作品并列出相似点；学生判断权利边界，确定署名与归属。留痕：权属说明表。</w:t>
@@ -2729,7 +2687,6 @@
             </w:r>
             <w:r>
               <w:rPr>
-                <w:b w:val="0"/>
                 <w:sz w:val="21"/>
               </w:rPr>
               <w:t>AI整理会议纪要与待办事项；学生核对分工与权限，确认责任人。留痕：分工与纪要表。</w:t>
@@ -2744,14 +2701,13 @@
                 <w:b/>
                 <w:sz w:val="21"/>
               </w:rPr>
-              <w:t>项目11 AI工作日志（4学时）：</w:t>
-            </w:r>
-            <w:r>
-              <w:rPr>
-                <w:b w:val="0"/>
-                <w:sz w:val="21"/>
-              </w:rPr>
-              <w:t>AI汇总一周工作日志；学生核对实际工作，修正遗漏。留痕：工作日志表。</w:t>
+              <w:t>项目11 AI创新方案设计（4学时）：</w:t>
+            </w:r>
+            <w:r>
+              <w:rPr>
+                <w:sz w:val="21"/>
+              </w:rPr>
+              <w:t>AI辅助发现问题并生成多种方案；学生筛选方案，核验其可行性与风险。留痕：创新方案表。</w:t>
             </w:r>
           </w:p>
           <w:p>
@@ -2763,14 +2719,13 @@
                 <w:b/>
                 <w:sz w:val="21"/>
               </w:rPr>
-              <w:t>项目12 AI错误问责（4学时）：</w:t>
-            </w:r>
-            <w:r>
-              <w:rPr>
-                <w:b w:val="0"/>
-                <w:sz w:val="21"/>
-              </w:rPr>
-              <w:t>AI找出输出中的错误并说明原因；学生判断影响范围，撰写更正说明。留痕：更正说明。</w:t>
+              <w:t>项目12 AI创业合规（4学时）：</w:t>
+            </w:r>
+            <w:r>
+              <w:rPr>
+                <w:sz w:val="21"/>
+              </w:rPr>
+              <w:t>AI依据合规知识库生成规则草稿并标注每条出处；学生核对相关要求，确定一人公司的使用规则。留痕：使用规则手册。</w:t>
             </w:r>
           </w:p>
           <w:p>
@@ -2782,14 +2737,13 @@
                 <w:b/>
                 <w:sz w:val="21"/>
               </w:rPr>
-              <w:t>项目13 AI创业合规（4学时）：</w:t>
-            </w:r>
-            <w:r>
-              <w:rPr>
-                <w:b w:val="0"/>
-                <w:sz w:val="21"/>
-              </w:rPr>
-              <w:t>AI依据合规知识库生成规则草稿并标注每条出处；学生核对相关要求，确定使用规则。留痕：使用规则手册。</w:t>
+              <w:t>项目13 AI创业计划书（4学时）：</w:t>
+            </w:r>
+            <w:r>
+              <w:rPr>
+                <w:sz w:val="21"/>
+              </w:rPr>
+              <w:t>AI辅助整理市场、成本与商业模式信息；学生核实数据来源，完成创业计划书并进行答辩。留痕：创业计划书。</w:t>
             </w:r>
           </w:p>
           <w:p>
@@ -2805,7 +2759,6 @@
             </w:r>
             <w:r>
               <w:rPr>
-                <w:b w:val="0"/>
                 <w:sz w:val="21"/>
               </w:rPr>
               <w:t>48学时。课程（1至4项目）、训练（5至10项目）、实战（11至13项目）三阶段进阶。</w:t>
@@ -2899,7 +2852,6 @@
             </w:r>
             <w:r>
               <w:rPr>
-                <w:b w:val="0"/>
                 <w:sz w:val="21"/>
               </w:rPr>
               <w:t>任务驱动。每个项目包含“任务情境—AI处理—人工核验—留痕—复盘”五个环节。</w:t>
@@ -2918,7 +2870,6 @@
             </w:r>
             <w:r>
               <w:rPr>
-                <w:b w:val="0"/>
                 <w:sz w:val="21"/>
               </w:rPr>
               <w:t>任务单、核验表、留痕表和规则手册均为活页工单，可单独使用。</w:t>
@@ -2937,10 +2888,9 @@
             </w:r>
             <w:r>
               <w:rPr>
-                <w:b w:val="0"/>
-                <w:sz w:val="21"/>
-              </w:rPr>
-              <w:t>每个项目以求职、入职或创业中的真实情境为原型，案例数据脱敏，注明来源与授权。热点案例（如招聘诈骗、AI生成虚假内容）只作为案例层，每年更新。</w:t>
+                <w:sz w:val="21"/>
+              </w:rPr>
+              <w:t>每个项目以求职、入职、创新或创业中的真实情境为原型，案例数据脱敏，注明来源与授权。热点案例（如招聘诈骗、AI生成虚假内容）只作为案例层，每年更新。</w:t>
             </w:r>
           </w:p>
           <w:p>
@@ -2952,11 +2902,28 @@
                 <w:b/>
                 <w:sz w:val="21"/>
               </w:rPr>
+              <w:t>创新与创业：</w:t>
+            </w:r>
+            <w:r>
+              <w:rPr>
+                <w:sz w:val="21"/>
+              </w:rPr>
+              <w:t>创新与创业分为两条线。第11项目训练发现问题、验证方案；第12、13项目训练合规经营与商业计划，学生以规则手册和创业计划书完成全书。</w:t>
+            </w:r>
+          </w:p>
+          <w:p>
+            <w:pPr>
+              <w:spacing w:after="60"/>
+            </w:pPr>
+            <w:r>
+              <w:rPr>
+                <w:b/>
+                <w:sz w:val="21"/>
+              </w:rPr>
               <w:t>创新特色：</w:t>
             </w:r>
             <w:r>
               <w:rPr>
-                <w:b w:val="0"/>
                 <w:sz w:val="21"/>
               </w:rPr>
               <w:t>一是以求职、入职和创业中的真实情境为任务，学生可直接运用；二是每个项目设置3至5条可检查的核验标准，要求学生说明AI输出的依据；三是职业责任贯穿全书，AI输出不能直接作为决定，学生对最终结果负责；四是不涉及编程，全部工具为低代码、多模态和大模型助手；五是每个项目标题突出“AI承担识别分析、学生承担评价应用”的分工。</w:t>
@@ -2975,10 +2942,9 @@
             </w:r>
             <w:r>
               <w:rPr>
-                <w:b w:val="0"/>
-                <w:sz w:val="21"/>
-              </w:rPr>
-              <w:t>第1至4项目为课程，学习职业责任边界、求职材料与面试；第5至10项目为训练，完成岗位分析、保密、标注、权属与团队协作；第11至13项目为实战，完成工作日志、问责与创业合规的综合任务。</w:t>
+                <w:sz w:val="21"/>
+              </w:rPr>
+              <w:t>第1至4项目为课程，学习职业责任边界、求职材料与面试；第5至10项目为训练，完成岗位分析、数据保密、内容标注、留痕与问责、成果权属和团队协作；第11至13项目为实战，依次完成创新方案设计、创业合规和创业计划书。</w:t>
             </w:r>
           </w:p>
         </w:tc>
@@ -3062,7 +3028,6 @@
             </w:pPr>
             <w:r>
               <w:rPr>
-                <w:b w:val="0"/>
                 <w:sz w:val="21"/>
               </w:rPr>
               <w:t>按“可听、可视、可练、可互动”的要求配套以下资源：</w:t>
@@ -3081,7 +3046,6 @@
             </w:r>
             <w:r>
               <w:rPr>
-                <w:b w:val="0"/>
                 <w:sz w:val="21"/>
               </w:rPr>
               <w:t>按项目组织的学习路径。</w:t>
@@ -3100,7 +3064,6 @@
             </w:r>
             <w:r>
               <w:rPr>
-                <w:b w:val="0"/>
                 <w:sz w:val="21"/>
               </w:rPr>
               <w:t>每个项目配音频讲解，并提供知识卡片的语音版本。</w:t>
@@ -3119,7 +3082,6 @@
             </w:r>
             <w:r>
               <w:rPr>
-                <w:b w:val="0"/>
                 <w:sz w:val="21"/>
               </w:rPr>
               <w:t>每个项目配操作演示视频，每段不超过10分钟。</w:t>
@@ -3138,7 +3100,6 @@
             </w:r>
             <w:r>
               <w:rPr>
-                <w:b w:val="0"/>
                 <w:sz w:val="21"/>
               </w:rPr>
               <w:t>每个项目配样例数据和练习，练习以提交表格为准。</w:t>
@@ -3157,7 +3118,6 @@
             </w:r>
             <w:r>
               <w:rPr>
-                <w:b w:val="0"/>
                 <w:sz w:val="21"/>
               </w:rPr>
               <w:t>每个项目设置在线问答与投票，支持课堂讨论。</w:t>
@@ -3176,10 +3136,9 @@
             </w:r>
             <w:r>
               <w:rPr>
-                <w:b w:val="0"/>
-                <w:sz w:val="21"/>
-              </w:rPr>
-              <w:t>核验表、留痕表、规则手册的电子版模板。</w:t>
+                <w:sz w:val="21"/>
+              </w:rPr>
+              <w:t>核验表、留痕表、规则手册和创业计划书的电子版模板。</w:t>
             </w:r>
           </w:p>
           <w:p>
@@ -3188,7 +3147,6 @@
             </w:pPr>
             <w:r>
               <w:rPr>
-                <w:b w:val="0"/>
                 <w:sz w:val="21"/>
               </w:rPr>
               <w:t>上述资源计划于出版前完成制作。</w:t>
@@ -3284,7 +3242,7 @@
               <w:rPr>
                 <w:sz w:val="21"/>
               </w:rPr>
-              <w:t>确定教材大纲和13个项目的任务情境，初步接洽校外合作单位。</w:t>
+              <w:t>确定新版目录和13个项目的任务情境，确认校外合作人员的分工。</w:t>
             </w:r>
           </w:p>
           <w:p>
@@ -4097,7 +4055,7 @@
               <w:rPr>
                 <w:sz w:val="21"/>
               </w:rPr>
-              <w:t>提供财税、工程、建设、咨询等多行业的脱敏案例，核对第6、7、9、12、13项目的业务场景与规则</w:t>
+              <w:t>提供财税、工程、建设、咨询等多行业的脱敏案例，核对第6、7、12、13项目的业务场景与规则</w:t>
             </w:r>
           </w:p>
         </w:tc>
@@ -4280,7 +4238,7 @@
               <w:rPr>
                 <w:sz w:val="21"/>
               </w:rPr>
-              <w:t>审核第9、13项目的法律条款与规则</w:t>
+              <w:t>审核第9、12项目的法律条款与规则</w:t>
             </w:r>
           </w:p>
         </w:tc>
